--- a/RAPPORT PROJET ING.docx
+++ b/RAPPORT PROJET ING.docx
@@ -314,8 +314,17 @@
                                 <w:b/>
                                 <w:color w:val="000000"/>
                               </w:rPr>
-                              <w:t>M. Benkherrat</w:t>
+                              <w:t xml:space="preserve">M. </w:t>
                             </w:r>
+                            <w:proofErr w:type="spellStart"/>
+                            <w:r>
+                              <w:rPr>
+                                <w:b/>
+                                <w:color w:val="000000"/>
+                              </w:rPr>
+                              <w:t>Benkherrat</w:t>
+                            </w:r>
+                            <w:proofErr w:type="spellEnd"/>
                           </w:p>
                         </w:txbxContent>
                       </wps:txbx>
@@ -358,8 +367,17 @@
                           <w:b/>
                           <w:color w:val="000000"/>
                         </w:rPr>
-                        <w:t>M. Benkherrat</w:t>
+                        <w:t xml:space="preserve">M. </w:t>
                       </w:r>
+                      <w:proofErr w:type="spellStart"/>
+                      <w:r>
+                        <w:rPr>
+                          <w:b/>
+                          <w:color w:val="000000"/>
+                        </w:rPr>
+                        <w:t>Benkherrat</w:t>
+                      </w:r>
+                      <w:proofErr w:type="spellEnd"/>
                     </w:p>
                   </w:txbxContent>
                 </v:textbox>
@@ -536,7 +554,27 @@
                                 <w:color w:val="000000"/>
                                 <w:sz w:val="28"/>
                               </w:rPr>
-                              <w:t>TATOU TATOU Josias Nathan</w:t>
+                              <w:t xml:space="preserve">TATOU </w:t>
+                            </w:r>
+                            <w:proofErr w:type="spellStart"/>
+                            <w:r>
+                              <w:rPr>
+                                <w:rFonts w:ascii="Arial" w:eastAsia="Arial" w:hAnsi="Arial" w:cs="Arial"/>
+                                <w:b/>
+                                <w:color w:val="000000"/>
+                                <w:sz w:val="28"/>
+                              </w:rPr>
+                              <w:t>TATOU</w:t>
+                            </w:r>
+                            <w:proofErr w:type="spellEnd"/>
+                            <w:r>
+                              <w:rPr>
+                                <w:rFonts w:ascii="Arial" w:eastAsia="Arial" w:hAnsi="Arial" w:cs="Arial"/>
+                                <w:b/>
+                                <w:color w:val="000000"/>
+                                <w:sz w:val="28"/>
+                              </w:rPr>
+                              <w:t xml:space="preserve"> Josias Nathan</w:t>
                             </w:r>
                           </w:p>
                           <w:p>
@@ -633,7 +671,27 @@
                           <w:color w:val="000000"/>
                           <w:sz w:val="28"/>
                         </w:rPr>
-                        <w:t>TATOU TATOU Josias Nathan</w:t>
+                        <w:t xml:space="preserve">TATOU </w:t>
+                      </w:r>
+                      <w:proofErr w:type="spellStart"/>
+                      <w:r>
+                        <w:rPr>
+                          <w:rFonts w:ascii="Arial" w:eastAsia="Arial" w:hAnsi="Arial" w:cs="Arial"/>
+                          <w:b/>
+                          <w:color w:val="000000"/>
+                          <w:sz w:val="28"/>
+                        </w:rPr>
+                        <w:t>TATOU</w:t>
+                      </w:r>
+                      <w:proofErr w:type="spellEnd"/>
+                      <w:r>
+                        <w:rPr>
+                          <w:rFonts w:ascii="Arial" w:eastAsia="Arial" w:hAnsi="Arial" w:cs="Arial"/>
+                          <w:b/>
+                          <w:color w:val="000000"/>
+                          <w:sz w:val="28"/>
+                        </w:rPr>
+                        <w:t xml:space="preserve"> Josias Nathan</w:t>
                       </w:r>
                     </w:p>
                     <w:p>
@@ -816,13 +874,7 @@
     </w:p>
     <w:p>
       <w:pPr>
-        <w:rPr>
-          <w:rFonts w:asciiTheme="majorHAnsi" w:eastAsia="Times New Roman" w:hAnsiTheme="majorHAnsi" w:cstheme="majorHAnsi"/>
-        </w:rPr>
-      </w:pPr>
-    </w:p>
-    <w:p>
-      <w:pPr>
+        <w:jc w:val="both"/>
         <w:rPr>
           <w:rFonts w:asciiTheme="majorHAnsi" w:eastAsia="Times New Roman" w:hAnsiTheme="majorHAnsi" w:cstheme="majorHAnsi"/>
           <w:lang w:val="fr-FR"/>
@@ -833,26 +885,28 @@
           <w:rFonts w:asciiTheme="majorHAnsi" w:eastAsia="Times New Roman" w:hAnsiTheme="majorHAnsi" w:cstheme="majorHAnsi"/>
           <w:lang w:val="fr-FR"/>
         </w:rPr>
-        <w:t>LE CONCEPT</w:t>
-      </w:r>
-    </w:p>
-    <w:p>
-      <w:pPr>
+        <w:t xml:space="preserve">Le changement climatique et le réchauffement de la surface terrestre constituent l'une des problématiques majeures du XXIe siècle, entraînant des conséquences considérables : formation d'îlots de chaleur urbains, modifications des régimes agricoles, perturbations des écosystèmes et menaces pour les populations vulnérables. Le développement de satellites d'observation terrestre et la démocratisation des données géospatiales ouvertes (NASA, </w:t>
+      </w:r>
+      <w:proofErr w:type="spellStart"/>
+      <w:r>
         <w:rPr>
           <w:rFonts w:asciiTheme="majorHAnsi" w:eastAsia="Times New Roman" w:hAnsiTheme="majorHAnsi" w:cstheme="majorHAnsi"/>
           <w:lang w:val="fr-FR"/>
         </w:rPr>
-      </w:pPr>
+        <w:t>Copernicus</w:t>
+      </w:r>
+      <w:proofErr w:type="spellEnd"/>
       <w:r>
         <w:rPr>
           <w:rFonts w:asciiTheme="majorHAnsi" w:eastAsia="Times New Roman" w:hAnsiTheme="majorHAnsi" w:cstheme="majorHAnsi"/>
           <w:lang w:val="fr-FR"/>
         </w:rPr>
-        <w:t>Le changement climatique et le réchauffement de la surface terrestre constituent l'une des problématiques majeures du XXIe siècle, entraînant des conséquences considérables : formation d'îlots de chaleur urbains, modifications des régimes agricoles, perturbations des écosystèmes et menaces pour les populations vulnérables. Le développement de satellites d'observation terrestre et la démocratisation des données géospatiales ouvertes (NASA, Copernicus) offrent désormais une opportunité unique pour étudier ces phénomènes thermiques avec une précision inédite. Ces données massives, associées aux techniques avancées d'intelligence artificielle et d'apprentissage automatique, constituent un nouveau paradigme pour la compréhension des variations climatiques locales et permettent d'élaborer des modèles d'apprentissage supervisé adaptés à la prédiction thermique.</w:t>
-      </w:r>
-    </w:p>
-    <w:p>
-      <w:pPr>
+        <w:t>) offrent désormais une opportunité unique pour étudier ces phénomènes thermiques avec une précision inédite. Ces données massives, associées aux techniques avancées d'intelligence artificielle et d'apprentissage automatique, constituent un nouveau paradigme pour la compréhension des variations climatiques locales et permettent d'élaborer des modèles d'apprentissage supervisé adaptés à la prédiction thermique.</w:t>
+      </w:r>
+    </w:p>
+    <w:p>
+      <w:pPr>
+        <w:jc w:val="both"/>
         <w:rPr>
           <w:rFonts w:asciiTheme="majorHAnsi" w:eastAsia="Times New Roman" w:hAnsiTheme="majorHAnsi" w:cstheme="majorHAnsi"/>
           <w:lang w:val="fr-FR"/>
@@ -863,41 +917,12 @@
           <w:rFonts w:asciiTheme="majorHAnsi" w:eastAsia="Times New Roman" w:hAnsiTheme="majorHAnsi" w:cstheme="majorHAnsi"/>
           <w:lang w:val="fr-FR"/>
         </w:rPr>
-        <w:t>LA PROBLÉMATIQUE</w:t>
-      </w:r>
-    </w:p>
-    <w:p>
-      <w:pPr>
-        <w:rPr>
-          <w:rFonts w:asciiTheme="majorHAnsi" w:eastAsia="Times New Roman" w:hAnsiTheme="majorHAnsi" w:cstheme="majorHAnsi"/>
-          <w:lang w:val="fr-FR"/>
-        </w:rPr>
-      </w:pPr>
-      <w:r>
-        <w:rPr>
-          <w:rFonts w:asciiTheme="majorHAnsi" w:eastAsia="Times New Roman" w:hAnsiTheme="majorHAnsi" w:cstheme="majorHAnsi"/>
-          <w:lang w:val="fr-FR"/>
-        </w:rPr>
         <w:t>Face à ces enjeux climatiques, la capacité à prévoir et à comprendre les variations thermiques à l'échelle locale devient un outil stratégique pour les décideurs et les acteurs de l'aménagement territorial. Cependant, l'exploitation efficace de ces masses de données requiert l'application de méthodologies sophistiquées et l'intégration de multiples sources d'information hétérogènes. La question centrale demeure : comment transformer des données brutes en modèles prédictifs fiables et exploitables capables non seulement d'anticiper les variations thermiques, mais aussi de segmenter les territoires présentant des caractéristiques similaires ?</w:t>
       </w:r>
     </w:p>
     <w:p>
       <w:pPr>
-        <w:rPr>
-          <w:rFonts w:asciiTheme="majorHAnsi" w:eastAsia="Times New Roman" w:hAnsiTheme="majorHAnsi" w:cstheme="majorHAnsi"/>
-          <w:lang w:val="fr-FR"/>
-        </w:rPr>
-      </w:pPr>
-      <w:r>
-        <w:rPr>
-          <w:rFonts w:asciiTheme="majorHAnsi" w:eastAsia="Times New Roman" w:hAnsiTheme="majorHAnsi" w:cstheme="majorHAnsi"/>
-          <w:lang w:val="fr-FR"/>
-        </w:rPr>
-        <w:t>L'ENJEU</w:t>
-      </w:r>
-    </w:p>
-    <w:p>
-      <w:pPr>
+        <w:jc w:val="both"/>
         <w:rPr>
           <w:rFonts w:asciiTheme="majorHAnsi" w:eastAsia="Times New Roman" w:hAnsiTheme="majorHAnsi" w:cstheme="majorHAnsi"/>
           <w:lang w:val="fr-FR"/>
@@ -1013,7 +1038,21 @@
         <w:rPr>
           <w:rFonts w:ascii="Times New Roman" w:eastAsia="Times New Roman" w:hAnsi="Times New Roman" w:cs="Times New Roman"/>
         </w:rPr>
-        <w:t xml:space="preserve">I.1.1 – Sources sattelitaires de référence </w:t>
+        <w:t xml:space="preserve">I.1.1 – Sources </w:t>
+      </w:r>
+      <w:proofErr w:type="spellStart"/>
+      <w:r>
+        <w:rPr>
+          <w:rFonts w:ascii="Times New Roman" w:eastAsia="Times New Roman" w:hAnsi="Times New Roman" w:cs="Times New Roman"/>
+        </w:rPr>
+        <w:t>sattelitaires</w:t>
+      </w:r>
+      <w:proofErr w:type="spellEnd"/>
+      <w:r>
+        <w:rPr>
+          <w:rFonts w:ascii="Times New Roman" w:eastAsia="Times New Roman" w:hAnsi="Times New Roman" w:cs="Times New Roman"/>
+        </w:rPr>
+        <w:t xml:space="preserve"> de référence </w:t>
       </w:r>
     </w:p>
     <w:p>
@@ -1027,7 +1066,21 @@
         <w:rPr>
           <w:rFonts w:ascii="Times New Roman" w:eastAsia="Times New Roman" w:hAnsi="Times New Roman" w:cs="Times New Roman"/>
         </w:rPr>
-        <w:t xml:space="preserve">Le jeu de données utilisé s’appui sur les relations géophysiques documentées par les produits satellitaires suivants : </w:t>
+        <w:t>Le jeu de données utilisé s’</w:t>
+      </w:r>
+      <w:proofErr w:type="spellStart"/>
+      <w:r>
+        <w:rPr>
+          <w:rFonts w:ascii="Times New Roman" w:eastAsia="Times New Roman" w:hAnsi="Times New Roman" w:cs="Times New Roman"/>
+        </w:rPr>
+        <w:t>appui</w:t>
+      </w:r>
+      <w:proofErr w:type="spellEnd"/>
+      <w:r>
+        <w:rPr>
+          <w:rFonts w:ascii="Times New Roman" w:eastAsia="Times New Roman" w:hAnsi="Times New Roman" w:cs="Times New Roman"/>
+        </w:rPr>
+        <w:t xml:space="preserve"> sur les relations géophysiques documentées par les produits satellitaires suivants : </w:t>
       </w:r>
     </w:p>
     <w:p>
@@ -1061,6 +1114,7 @@
         </w:rPr>
         <w:t xml:space="preserve">  </w:t>
       </w:r>
+      <w:proofErr w:type="gramStart"/>
       <w:r>
         <w:rPr>
           <w:rFonts w:ascii="Times New Roman" w:eastAsia="Times New Roman" w:hAnsi="Times New Roman" w:cs="Times New Roman"/>
@@ -1069,7 +1123,42 @@
           <w:sz w:val="36"/>
           <w:szCs w:val="36"/>
         </w:rPr>
-        <w:t xml:space="preserve">j’ai fais le sommaire en fonction de ce que Nathan a mis dans le drive </w:t>
+        <w:t>j’ai</w:t>
+      </w:r>
+      <w:proofErr w:type="gramEnd"/>
+      <w:r>
+        <w:rPr>
+          <w:rFonts w:ascii="Times New Roman" w:eastAsia="Times New Roman" w:hAnsi="Times New Roman" w:cs="Times New Roman"/>
+          <w:b/>
+          <w:bCs/>
+          <w:sz w:val="36"/>
+          <w:szCs w:val="36"/>
+        </w:rPr>
+        <w:t xml:space="preserve"> </w:t>
+      </w:r>
+      <w:proofErr w:type="spellStart"/>
+      <w:proofErr w:type="gramStart"/>
+      <w:r>
+        <w:rPr>
+          <w:rFonts w:ascii="Times New Roman" w:eastAsia="Times New Roman" w:hAnsi="Times New Roman" w:cs="Times New Roman"/>
+          <w:b/>
+          <w:bCs/>
+          <w:sz w:val="36"/>
+          <w:szCs w:val="36"/>
+        </w:rPr>
+        <w:t>fais</w:t>
+      </w:r>
+      <w:proofErr w:type="spellEnd"/>
+      <w:proofErr w:type="gramEnd"/>
+      <w:r>
+        <w:rPr>
+          <w:rFonts w:ascii="Times New Roman" w:eastAsia="Times New Roman" w:hAnsi="Times New Roman" w:cs="Times New Roman"/>
+          <w:b/>
+          <w:bCs/>
+          <w:sz w:val="36"/>
+          <w:szCs w:val="36"/>
+        </w:rPr>
+        <w:t xml:space="preserve"> le sommaire en fonction de ce que Nathan a mis dans le drive </w:t>
       </w:r>
     </w:p>
     <w:p>
@@ -1125,8 +1214,20 @@
           <w:sz w:val="22"/>
           <w:szCs w:val="22"/>
         </w:rPr>
-        <w:t>1.1 Caractéristiques du Dataset</w:t>
-      </w:r>
+        <w:t xml:space="preserve">1.1 Caractéristiques du </w:t>
+      </w:r>
+      <w:proofErr w:type="spellStart"/>
+      <w:r>
+        <w:rPr>
+          <w:rFonts w:ascii="Times New Roman" w:eastAsia="Times New Roman" w:hAnsi="Times New Roman" w:cs="Times New Roman"/>
+          <w:b/>
+          <w:bCs/>
+          <w:sz w:val="22"/>
+          <w:szCs w:val="22"/>
+        </w:rPr>
+        <w:t>Dataset</w:t>
+      </w:r>
+      <w:proofErr w:type="spellEnd"/>
     </w:p>
     <w:p>
       <w:pPr>
@@ -1161,7 +1262,21 @@
         <w:rPr>
           <w:rFonts w:ascii="Times New Roman" w:eastAsia="Times New Roman" w:hAnsi="Times New Roman" w:cs="Times New Roman"/>
         </w:rPr>
-        <w:t>Variables du dataset (11 colonnes)</w:t>
+        <w:t xml:space="preserve">Variables du </w:t>
+      </w:r>
+      <w:proofErr w:type="spellStart"/>
+      <w:r>
+        <w:rPr>
+          <w:rFonts w:ascii="Times New Roman" w:eastAsia="Times New Roman" w:hAnsi="Times New Roman" w:cs="Times New Roman"/>
+        </w:rPr>
+        <w:t>dataset</w:t>
+      </w:r>
+      <w:proofErr w:type="spellEnd"/>
+      <w:r>
+        <w:rPr>
+          <w:rFonts w:ascii="Times New Roman" w:eastAsia="Times New Roman" w:hAnsi="Times New Roman" w:cs="Times New Roman"/>
+        </w:rPr>
+        <w:t xml:space="preserve"> (11 colonnes)</w:t>
       </w:r>
     </w:p>
     <w:p>
@@ -1192,7 +1307,7 @@
       </w:pPr>
       <w:r>
         <w:pict w14:anchorId="3272AE61">
-          <v:rect id="_x0000_i1027" style="width:0;height:1.5pt" o:hralign="center" o:hrstd="t" o:hr="t" fillcolor="#a0a0a0" stroked="f"/>
+          <v:rect id="_x0000_i1025" style="width:0;height:1.5pt" o:hralign="center" o:hrstd="t" o:hr="t" fillcolor="#a0a0a0" stroked="f"/>
         </w:pict>
       </w:r>
     </w:p>
@@ -1281,11 +1396,19 @@
           <w:rFonts w:ascii="Times New Roman" w:eastAsia="Times New Roman" w:hAnsi="Times New Roman" w:cs="Times New Roman"/>
         </w:rPr>
       </w:pPr>
-      <w:r>
-        <w:rPr>
-          <w:rFonts w:ascii="Times New Roman" w:eastAsia="Times New Roman" w:hAnsi="Times New Roman" w:cs="Times New Roman"/>
-        </w:rPr>
-        <w:t>Features utilisées (8 variables)</w:t>
+      <w:proofErr w:type="spellStart"/>
+      <w:r>
+        <w:rPr>
+          <w:rFonts w:ascii="Times New Roman" w:eastAsia="Times New Roman" w:hAnsi="Times New Roman" w:cs="Times New Roman"/>
+        </w:rPr>
+        <w:t>Features</w:t>
+      </w:r>
+      <w:proofErr w:type="spellEnd"/>
+      <w:r>
+        <w:rPr>
+          <w:rFonts w:ascii="Times New Roman" w:eastAsia="Times New Roman" w:hAnsi="Times New Roman" w:cs="Times New Roman"/>
+        </w:rPr>
+        <w:t xml:space="preserve"> utilisées (8 variables)</w:t>
       </w:r>
     </w:p>
     <w:p>
@@ -1341,7 +1464,35 @@
           <w:b/>
           <w:bCs/>
         </w:rPr>
-        <w:t>2.2 Modèle 2 : Classification (lst_model-corr.ipynb)</w:t>
+        <w:t>2.2 Modèle 2 : Classification (</w:t>
+      </w:r>
+      <w:proofErr w:type="spellStart"/>
+      <w:r>
+        <w:rPr>
+          <w:rFonts w:ascii="Times New Roman" w:eastAsia="Times New Roman" w:hAnsi="Times New Roman" w:cs="Times New Roman"/>
+          <w:b/>
+          <w:bCs/>
+        </w:rPr>
+        <w:t>lst_model-</w:t>
+      </w:r>
+      <w:proofErr w:type="gramStart"/>
+      <w:r>
+        <w:rPr>
+          <w:rFonts w:ascii="Times New Roman" w:eastAsia="Times New Roman" w:hAnsi="Times New Roman" w:cs="Times New Roman"/>
+          <w:b/>
+          <w:bCs/>
+        </w:rPr>
+        <w:t>corr.ipynb</w:t>
+      </w:r>
+      <w:proofErr w:type="spellEnd"/>
+      <w:proofErr w:type="gramEnd"/>
+      <w:r>
+        <w:rPr>
+          <w:rFonts w:ascii="Times New Roman" w:eastAsia="Times New Roman" w:hAnsi="Times New Roman" w:cs="Times New Roman"/>
+          <w:b/>
+          <w:bCs/>
+        </w:rPr>
+        <w:t>)</w:t>
       </w:r>
     </w:p>
     <w:p>
@@ -1408,7 +1559,7 @@
       </w:pPr>
       <w:r>
         <w:pict w14:anchorId="749892DB">
-          <v:rect id="_x0000_i1028" style="width:0;height:1.5pt" o:hralign="center" o:hrstd="t" o:hr="t" fillcolor="#a0a0a0" stroked="f"/>
+          <v:rect id="_x0000_i1026" style="width:0;height:1.5pt" o:hralign="center" o:hrstd="t" o:hr="t" fillcolor="#a0a0a0" stroked="f"/>
         </w:pict>
       </w:r>
     </w:p>
@@ -1597,6 +1748,7 @@
           <w:szCs w:val="46"/>
         </w:rPr>
       </w:pPr>
+      <w:proofErr w:type="gramStart"/>
       <w:r>
         <w:rPr>
           <w:rFonts w:ascii="Times New Roman" w:eastAsia="Times New Roman" w:hAnsi="Times New Roman" w:cs="Times New Roman"/>
@@ -1605,8 +1757,31 @@
           <w:sz w:val="46"/>
           <w:szCs w:val="46"/>
         </w:rPr>
-        <w:t>partir developpement</w:t>
-      </w:r>
+        <w:t>partir</w:t>
+      </w:r>
+      <w:proofErr w:type="gramEnd"/>
+      <w:r>
+        <w:rPr>
+          <w:rFonts w:ascii="Times New Roman" w:eastAsia="Times New Roman" w:hAnsi="Times New Roman" w:cs="Times New Roman"/>
+          <w:b/>
+          <w:bCs/>
+          <w:sz w:val="46"/>
+          <w:szCs w:val="46"/>
+        </w:rPr>
+        <w:t xml:space="preserve"> </w:t>
+      </w:r>
+      <w:proofErr w:type="spellStart"/>
+      <w:r>
+        <w:rPr>
+          <w:rFonts w:ascii="Times New Roman" w:eastAsia="Times New Roman" w:hAnsi="Times New Roman" w:cs="Times New Roman"/>
+          <w:b/>
+          <w:bCs/>
+          <w:sz w:val="46"/>
+          <w:szCs w:val="46"/>
+        </w:rPr>
+        <w:t>developpement</w:t>
+      </w:r>
+      <w:proofErr w:type="spellEnd"/>
     </w:p>
     <w:p>
       <w:pPr>
@@ -1663,8 +1838,21 @@
           <w:sz w:val="24"/>
           <w:szCs w:val="24"/>
         </w:rPr>
-        <w:t>1.1 Caractéristiques du Dataset</w:t>
-      </w:r>
+        <w:t xml:space="preserve">1.1 Caractéristiques du </w:t>
+      </w:r>
+      <w:proofErr w:type="spellStart"/>
+      <w:r>
+        <w:rPr>
+          <w:rFonts w:ascii="Times New Roman" w:eastAsia="Times New Roman" w:hAnsi="Times New Roman" w:cs="Times New Roman"/>
+          <w:b/>
+          <w:bCs/>
+          <w:color w:val="000000"/>
+          <w:sz w:val="24"/>
+          <w:szCs w:val="24"/>
+        </w:rPr>
+        <w:t>Dataset</w:t>
+      </w:r>
+      <w:proofErr w:type="spellEnd"/>
     </w:p>
     <w:p>
       <w:pPr>
@@ -1747,7 +1935,21 @@
           <w:rFonts w:ascii="Times New Roman" w:eastAsia="Times New Roman" w:hAnsi="Times New Roman" w:cs="Times New Roman"/>
         </w:rPr>
         <w:tab/>
-        <w:t>Valeurs manquantes : 0 (dataset complet)</w:t>
+        <w:t>Valeurs manquantes : 0 (</w:t>
+      </w:r>
+      <w:proofErr w:type="spellStart"/>
+      <w:r>
+        <w:rPr>
+          <w:rFonts w:ascii="Times New Roman" w:eastAsia="Times New Roman" w:hAnsi="Times New Roman" w:cs="Times New Roman"/>
+        </w:rPr>
+        <w:t>dataset</w:t>
+      </w:r>
+      <w:proofErr w:type="spellEnd"/>
+      <w:r>
+        <w:rPr>
+          <w:rFonts w:ascii="Times New Roman" w:eastAsia="Times New Roman" w:hAnsi="Times New Roman" w:cs="Times New Roman"/>
+        </w:rPr>
+        <w:t xml:space="preserve"> complet)</w:t>
       </w:r>
     </w:p>
     <w:p>
@@ -1779,7 +1981,25 @@
           <w:b/>
           <w:bCs/>
         </w:rPr>
-        <w:t>Variables du dataset :</w:t>
+        <w:t xml:space="preserve">Variables du </w:t>
+      </w:r>
+      <w:proofErr w:type="spellStart"/>
+      <w:r>
+        <w:rPr>
+          <w:rFonts w:ascii="Times New Roman" w:eastAsia="Times New Roman" w:hAnsi="Times New Roman" w:cs="Times New Roman"/>
+          <w:b/>
+          <w:bCs/>
+        </w:rPr>
+        <w:t>dataset</w:t>
+      </w:r>
+      <w:proofErr w:type="spellEnd"/>
+      <w:r>
+        <w:rPr>
+          <w:rFonts w:ascii="Times New Roman" w:eastAsia="Times New Roman" w:hAnsi="Times New Roman" w:cs="Times New Roman"/>
+          <w:b/>
+          <w:bCs/>
+        </w:rPr>
+        <w:t xml:space="preserve"> :</w:t>
       </w:r>
     </w:p>
     <w:tbl>
@@ -1943,12 +2163,14 @@
                 <w:rFonts w:ascii="Times New Roman" w:eastAsia="Times New Roman" w:hAnsi="Times New Roman" w:cs="Times New Roman"/>
               </w:rPr>
             </w:pPr>
+            <w:proofErr w:type="spellStart"/>
             <w:r>
               <w:rPr>
                 <w:rFonts w:ascii="Times New Roman" w:eastAsia="Times New Roman" w:hAnsi="Times New Roman" w:cs="Times New Roman"/>
               </w:rPr>
               <w:t>Region_Type</w:t>
             </w:r>
+            <w:proofErr w:type="spellEnd"/>
           </w:p>
         </w:tc>
         <w:tc>
@@ -1974,12 +2196,16 @@
                 <w:rFonts w:ascii="Times New Roman" w:eastAsia="Times New Roman" w:hAnsi="Times New Roman" w:cs="Times New Roman"/>
               </w:rPr>
             </w:pPr>
+            <w:proofErr w:type="spellStart"/>
+            <w:proofErr w:type="gramStart"/>
             <w:r>
               <w:rPr>
                 <w:rFonts w:ascii="Times New Roman" w:eastAsia="Times New Roman" w:hAnsi="Times New Roman" w:cs="Times New Roman"/>
               </w:rPr>
               <w:t>str</w:t>
             </w:r>
+            <w:proofErr w:type="spellEnd"/>
+            <w:proofErr w:type="gramEnd"/>
           </w:p>
         </w:tc>
         <w:tc>
@@ -2072,11 +2298,19 @@
                 <w:rFonts w:ascii="Times New Roman" w:eastAsia="Times New Roman" w:hAnsi="Times New Roman" w:cs="Times New Roman"/>
               </w:rPr>
             </w:pPr>
+            <w:proofErr w:type="gramStart"/>
             <w:r>
               <w:rPr>
                 <w:rFonts w:ascii="Times New Roman" w:eastAsia="Times New Roman" w:hAnsi="Times New Roman" w:cs="Times New Roman"/>
               </w:rPr>
-              <w:t>float64</w:t>
+              <w:t>float</w:t>
+            </w:r>
+            <w:proofErr w:type="gramEnd"/>
+            <w:r>
+              <w:rPr>
+                <w:rFonts w:ascii="Times New Roman" w:eastAsia="Times New Roman" w:hAnsi="Times New Roman" w:cs="Times New Roman"/>
+              </w:rPr>
+              <w:t>64</w:t>
             </w:r>
           </w:p>
         </w:tc>
@@ -2139,12 +2373,14 @@
                 <w:rFonts w:ascii="Times New Roman" w:eastAsia="Times New Roman" w:hAnsi="Times New Roman" w:cs="Times New Roman"/>
               </w:rPr>
             </w:pPr>
+            <w:proofErr w:type="spellStart"/>
             <w:r>
               <w:rPr>
                 <w:rFonts w:ascii="Times New Roman" w:eastAsia="Times New Roman" w:hAnsi="Times New Roman" w:cs="Times New Roman"/>
               </w:rPr>
               <w:t>Altitude_m</w:t>
             </w:r>
+            <w:proofErr w:type="spellEnd"/>
           </w:p>
         </w:tc>
         <w:tc>
@@ -2170,11 +2406,19 @@
                 <w:rFonts w:ascii="Times New Roman" w:eastAsia="Times New Roman" w:hAnsi="Times New Roman" w:cs="Times New Roman"/>
               </w:rPr>
             </w:pPr>
+            <w:proofErr w:type="gramStart"/>
             <w:r>
               <w:rPr>
                 <w:rFonts w:ascii="Times New Roman" w:eastAsia="Times New Roman" w:hAnsi="Times New Roman" w:cs="Times New Roman"/>
               </w:rPr>
-              <w:t>int64</w:t>
+              <w:t>int</w:t>
+            </w:r>
+            <w:proofErr w:type="gramEnd"/>
+            <w:r>
+              <w:rPr>
+                <w:rFonts w:ascii="Times New Roman" w:eastAsia="Times New Roman" w:hAnsi="Times New Roman" w:cs="Times New Roman"/>
+              </w:rPr>
+              <w:t>64</w:t>
             </w:r>
           </w:p>
         </w:tc>
@@ -2237,12 +2481,14 @@
                 <w:rFonts w:ascii="Times New Roman" w:eastAsia="Times New Roman" w:hAnsi="Times New Roman" w:cs="Times New Roman"/>
               </w:rPr>
             </w:pPr>
+            <w:proofErr w:type="spellStart"/>
             <w:r>
               <w:rPr>
                 <w:rFonts w:ascii="Times New Roman" w:eastAsia="Times New Roman" w:hAnsi="Times New Roman" w:cs="Times New Roman"/>
               </w:rPr>
               <w:t>Day_of_year</w:t>
             </w:r>
+            <w:proofErr w:type="spellEnd"/>
           </w:p>
         </w:tc>
         <w:tc>
@@ -2268,11 +2514,19 @@
                 <w:rFonts w:ascii="Times New Roman" w:eastAsia="Times New Roman" w:hAnsi="Times New Roman" w:cs="Times New Roman"/>
               </w:rPr>
             </w:pPr>
+            <w:proofErr w:type="gramStart"/>
             <w:r>
               <w:rPr>
                 <w:rFonts w:ascii="Times New Roman" w:eastAsia="Times New Roman" w:hAnsi="Times New Roman" w:cs="Times New Roman"/>
               </w:rPr>
-              <w:t>int64</w:t>
+              <w:t>int</w:t>
+            </w:r>
+            <w:proofErr w:type="gramEnd"/>
+            <w:r>
+              <w:rPr>
+                <w:rFonts w:ascii="Times New Roman" w:eastAsia="Times New Roman" w:hAnsi="Times New Roman" w:cs="Times New Roman"/>
+              </w:rPr>
+              <w:t>64</w:t>
             </w:r>
           </w:p>
         </w:tc>
@@ -2335,12 +2589,14 @@
                 <w:rFonts w:ascii="Times New Roman" w:eastAsia="Times New Roman" w:hAnsi="Times New Roman" w:cs="Times New Roman"/>
               </w:rPr>
             </w:pPr>
+            <w:proofErr w:type="spellStart"/>
             <w:r>
               <w:rPr>
                 <w:rFonts w:ascii="Times New Roman" w:eastAsia="Times New Roman" w:hAnsi="Times New Roman" w:cs="Times New Roman"/>
               </w:rPr>
               <w:t>Ndvi</w:t>
             </w:r>
+            <w:proofErr w:type="spellEnd"/>
           </w:p>
         </w:tc>
         <w:tc>
@@ -2366,11 +2622,19 @@
                 <w:rFonts w:ascii="Times New Roman" w:eastAsia="Times New Roman" w:hAnsi="Times New Roman" w:cs="Times New Roman"/>
               </w:rPr>
             </w:pPr>
+            <w:proofErr w:type="gramStart"/>
             <w:r>
               <w:rPr>
                 <w:rFonts w:ascii="Times New Roman" w:eastAsia="Times New Roman" w:hAnsi="Times New Roman" w:cs="Times New Roman"/>
               </w:rPr>
-              <w:t>float64</w:t>
+              <w:t>float</w:t>
+            </w:r>
+            <w:proofErr w:type="gramEnd"/>
+            <w:r>
+              <w:rPr>
+                <w:rFonts w:ascii="Times New Roman" w:eastAsia="Times New Roman" w:hAnsi="Times New Roman" w:cs="Times New Roman"/>
+              </w:rPr>
+              <w:t>64</w:t>
             </w:r>
           </w:p>
         </w:tc>
@@ -2464,11 +2728,19 @@
                 <w:rFonts w:ascii="Times New Roman" w:eastAsia="Times New Roman" w:hAnsi="Times New Roman" w:cs="Times New Roman"/>
               </w:rPr>
             </w:pPr>
+            <w:proofErr w:type="gramStart"/>
             <w:r>
               <w:rPr>
                 <w:rFonts w:ascii="Times New Roman" w:eastAsia="Times New Roman" w:hAnsi="Times New Roman" w:cs="Times New Roman"/>
               </w:rPr>
-              <w:t>float64</w:t>
+              <w:t>float</w:t>
+            </w:r>
+            <w:proofErr w:type="gramEnd"/>
+            <w:r>
+              <w:rPr>
+                <w:rFonts w:ascii="Times New Roman" w:eastAsia="Times New Roman" w:hAnsi="Times New Roman" w:cs="Times New Roman"/>
+              </w:rPr>
+              <w:t>64</w:t>
             </w:r>
           </w:p>
         </w:tc>
@@ -2531,12 +2803,14 @@
                 <w:rFonts w:ascii="Times New Roman" w:eastAsia="Times New Roman" w:hAnsi="Times New Roman" w:cs="Times New Roman"/>
               </w:rPr>
             </w:pPr>
+            <w:proofErr w:type="spellStart"/>
             <w:r>
               <w:rPr>
                 <w:rFonts w:ascii="Times New Roman" w:eastAsia="Times New Roman" w:hAnsi="Times New Roman" w:cs="Times New Roman"/>
               </w:rPr>
               <w:t>Cloud_cover_pct</w:t>
             </w:r>
+            <w:proofErr w:type="spellEnd"/>
           </w:p>
         </w:tc>
         <w:tc>
@@ -2562,11 +2836,19 @@
                 <w:rFonts w:ascii="Times New Roman" w:eastAsia="Times New Roman" w:hAnsi="Times New Roman" w:cs="Times New Roman"/>
               </w:rPr>
             </w:pPr>
+            <w:proofErr w:type="gramStart"/>
             <w:r>
               <w:rPr>
                 <w:rFonts w:ascii="Times New Roman" w:eastAsia="Times New Roman" w:hAnsi="Times New Roman" w:cs="Times New Roman"/>
               </w:rPr>
-              <w:t>float64</w:t>
+              <w:t>float</w:t>
+            </w:r>
+            <w:proofErr w:type="gramEnd"/>
+            <w:r>
+              <w:rPr>
+                <w:rFonts w:ascii="Times New Roman" w:eastAsia="Times New Roman" w:hAnsi="Times New Roman" w:cs="Times New Roman"/>
+              </w:rPr>
+              <w:t>64</w:t>
             </w:r>
           </w:p>
         </w:tc>
@@ -2629,12 +2911,14 @@
                 <w:rFonts w:ascii="Times New Roman" w:eastAsia="Times New Roman" w:hAnsi="Times New Roman" w:cs="Times New Roman"/>
               </w:rPr>
             </w:pPr>
+            <w:proofErr w:type="spellStart"/>
             <w:r>
               <w:rPr>
                 <w:rFonts w:ascii="Times New Roman" w:eastAsia="Times New Roman" w:hAnsi="Times New Roman" w:cs="Times New Roman"/>
               </w:rPr>
               <w:t>Humidity_pct</w:t>
             </w:r>
+            <w:proofErr w:type="spellEnd"/>
           </w:p>
         </w:tc>
         <w:tc>
@@ -2660,11 +2944,19 @@
                 <w:rFonts w:ascii="Times New Roman" w:eastAsia="Times New Roman" w:hAnsi="Times New Roman" w:cs="Times New Roman"/>
               </w:rPr>
             </w:pPr>
+            <w:proofErr w:type="gramStart"/>
             <w:r>
               <w:rPr>
                 <w:rFonts w:ascii="Times New Roman" w:eastAsia="Times New Roman" w:hAnsi="Times New Roman" w:cs="Times New Roman"/>
               </w:rPr>
-              <w:t>int64</w:t>
+              <w:t>int</w:t>
+            </w:r>
+            <w:proofErr w:type="gramEnd"/>
+            <w:r>
+              <w:rPr>
+                <w:rFonts w:ascii="Times New Roman" w:eastAsia="Times New Roman" w:hAnsi="Times New Roman" w:cs="Times New Roman"/>
+              </w:rPr>
+              <w:t>64</w:t>
             </w:r>
           </w:p>
         </w:tc>
@@ -2758,11 +3050,19 @@
                 <w:rFonts w:ascii="Times New Roman" w:eastAsia="Times New Roman" w:hAnsi="Times New Roman" w:cs="Times New Roman"/>
               </w:rPr>
             </w:pPr>
+            <w:proofErr w:type="gramStart"/>
             <w:r>
               <w:rPr>
                 <w:rFonts w:ascii="Times New Roman" w:eastAsia="Times New Roman" w:hAnsi="Times New Roman" w:cs="Times New Roman"/>
               </w:rPr>
-              <w:t>int64</w:t>
+              <w:t>int</w:t>
+            </w:r>
+            <w:proofErr w:type="gramEnd"/>
+            <w:r>
+              <w:rPr>
+                <w:rFonts w:ascii="Times New Roman" w:eastAsia="Times New Roman" w:hAnsi="Times New Roman" w:cs="Times New Roman"/>
+              </w:rPr>
+              <w:t>64</w:t>
             </w:r>
           </w:p>
         </w:tc>
@@ -2828,6 +3128,7 @@
                 <w:bCs/>
               </w:rPr>
             </w:pPr>
+            <w:proofErr w:type="spellStart"/>
             <w:r>
               <w:rPr>
                 <w:rFonts w:ascii="Times New Roman" w:eastAsia="Times New Roman" w:hAnsi="Times New Roman" w:cs="Times New Roman"/>
@@ -2836,6 +3137,7 @@
               </w:rPr>
               <w:t>Lst_celsius</w:t>
             </w:r>
+            <w:proofErr w:type="spellEnd"/>
           </w:p>
         </w:tc>
         <w:tc>
@@ -2864,13 +3166,23 @@
                 <w:bCs/>
               </w:rPr>
             </w:pPr>
+            <w:proofErr w:type="gramStart"/>
             <w:r>
               <w:rPr>
                 <w:rFonts w:ascii="Times New Roman" w:eastAsia="Times New Roman" w:hAnsi="Times New Roman" w:cs="Times New Roman"/>
                 <w:b/>
                 <w:bCs/>
               </w:rPr>
-              <w:t>float64</w:t>
+              <w:t>float</w:t>
+            </w:r>
+            <w:proofErr w:type="gramEnd"/>
+            <w:r>
+              <w:rPr>
+                <w:rFonts w:ascii="Times New Roman" w:eastAsia="Times New Roman" w:hAnsi="Times New Roman" w:cs="Times New Roman"/>
+                <w:b/>
+                <w:bCs/>
+              </w:rPr>
+              <w:t>64</w:t>
             </w:r>
           </w:p>
         </w:tc>
@@ -3629,13 +3941,23 @@
           <w:bCs/>
         </w:rPr>
       </w:pPr>
-      <w:r>
-        <w:rPr>
-          <w:rFonts w:ascii="Times New Roman" w:eastAsia="Times New Roman" w:hAnsi="Times New Roman" w:cs="Times New Roman"/>
-          <w:b/>
-          <w:bCs/>
-        </w:rPr>
-        <w:t>Features utilisées (8 variables) :</w:t>
+      <w:proofErr w:type="spellStart"/>
+      <w:r>
+        <w:rPr>
+          <w:rFonts w:ascii="Times New Roman" w:eastAsia="Times New Roman" w:hAnsi="Times New Roman" w:cs="Times New Roman"/>
+          <w:b/>
+          <w:bCs/>
+        </w:rPr>
+        <w:t>Features</w:t>
+      </w:r>
+      <w:proofErr w:type="spellEnd"/>
+      <w:r>
+        <w:rPr>
+          <w:rFonts w:ascii="Times New Roman" w:eastAsia="Times New Roman" w:hAnsi="Times New Roman" w:cs="Times New Roman"/>
+          <w:b/>
+          <w:bCs/>
+        </w:rPr>
+        <w:t xml:space="preserve"> utilisées (8 variables) :</w:t>
       </w:r>
     </w:p>
     <w:p>
@@ -3657,8 +3979,16 @@
           <w:rFonts w:ascii="Times New Roman" w:eastAsia="Times New Roman" w:hAnsi="Times New Roman" w:cs="Times New Roman"/>
         </w:rPr>
         <w:tab/>
-        <w:t>Latitude, Longitude, Altitude_m</w:t>
-      </w:r>
+        <w:t xml:space="preserve">Latitude, Longitude, </w:t>
+      </w:r>
+      <w:proofErr w:type="spellStart"/>
+      <w:r>
+        <w:rPr>
+          <w:rFonts w:ascii="Times New Roman" w:eastAsia="Times New Roman" w:hAnsi="Times New Roman" w:cs="Times New Roman"/>
+        </w:rPr>
+        <w:t>Altitude_m</w:t>
+      </w:r>
+      <w:proofErr w:type="spellEnd"/>
     </w:p>
     <w:p>
       <w:pPr>
@@ -3679,8 +4009,29 @@
           <w:rFonts w:ascii="Times New Roman" w:eastAsia="Times New Roman" w:hAnsi="Times New Roman" w:cs="Times New Roman"/>
         </w:rPr>
         <w:tab/>
-        <w:t>Ndvi, Albedo, Cloud_cover_pct</w:t>
-      </w:r>
+      </w:r>
+      <w:proofErr w:type="spellStart"/>
+      <w:r>
+        <w:rPr>
+          <w:rFonts w:ascii="Times New Roman" w:eastAsia="Times New Roman" w:hAnsi="Times New Roman" w:cs="Times New Roman"/>
+        </w:rPr>
+        <w:t>Ndvi</w:t>
+      </w:r>
+      <w:proofErr w:type="spellEnd"/>
+      <w:r>
+        <w:rPr>
+          <w:rFonts w:ascii="Times New Roman" w:eastAsia="Times New Roman" w:hAnsi="Times New Roman" w:cs="Times New Roman"/>
+        </w:rPr>
+        <w:t xml:space="preserve">, Albedo, </w:t>
+      </w:r>
+      <w:proofErr w:type="spellStart"/>
+      <w:r>
+        <w:rPr>
+          <w:rFonts w:ascii="Times New Roman" w:eastAsia="Times New Roman" w:hAnsi="Times New Roman" w:cs="Times New Roman"/>
+        </w:rPr>
+        <w:t>Cloud_cover_pct</w:t>
+      </w:r>
+      <w:proofErr w:type="spellEnd"/>
     </w:p>
     <w:p>
       <w:pPr>
@@ -3701,7 +4052,48 @@
           <w:rFonts w:ascii="Times New Roman" w:eastAsia="Times New Roman" w:hAnsi="Times New Roman" w:cs="Times New Roman"/>
         </w:rPr>
         <w:tab/>
-        <w:t>day_sin, day_cos (encodage cyclique de Day_of_year pour gérer la périodicité)</w:t>
+      </w:r>
+      <w:proofErr w:type="spellStart"/>
+      <w:r>
+        <w:rPr>
+          <w:rFonts w:ascii="Times New Roman" w:eastAsia="Times New Roman" w:hAnsi="Times New Roman" w:cs="Times New Roman"/>
+        </w:rPr>
+        <w:t>day_sin</w:t>
+      </w:r>
+      <w:proofErr w:type="spellEnd"/>
+      <w:r>
+        <w:rPr>
+          <w:rFonts w:ascii="Times New Roman" w:eastAsia="Times New Roman" w:hAnsi="Times New Roman" w:cs="Times New Roman"/>
+        </w:rPr>
+        <w:t xml:space="preserve">, </w:t>
+      </w:r>
+      <w:proofErr w:type="spellStart"/>
+      <w:r>
+        <w:rPr>
+          <w:rFonts w:ascii="Times New Roman" w:eastAsia="Times New Roman" w:hAnsi="Times New Roman" w:cs="Times New Roman"/>
+        </w:rPr>
+        <w:t>day_cos</w:t>
+      </w:r>
+      <w:proofErr w:type="spellEnd"/>
+      <w:r>
+        <w:rPr>
+          <w:rFonts w:ascii="Times New Roman" w:eastAsia="Times New Roman" w:hAnsi="Times New Roman" w:cs="Times New Roman"/>
+        </w:rPr>
+        <w:t xml:space="preserve"> (encodage cyclique de </w:t>
+      </w:r>
+      <w:proofErr w:type="spellStart"/>
+      <w:r>
+        <w:rPr>
+          <w:rFonts w:ascii="Times New Roman" w:eastAsia="Times New Roman" w:hAnsi="Times New Roman" w:cs="Times New Roman"/>
+        </w:rPr>
+        <w:t>Day_of_year</w:t>
+      </w:r>
+      <w:proofErr w:type="spellEnd"/>
+      <w:r>
+        <w:rPr>
+          <w:rFonts w:ascii="Times New Roman" w:eastAsia="Times New Roman" w:hAnsi="Times New Roman" w:cs="Times New Roman"/>
+        </w:rPr>
+        <w:t xml:space="preserve"> pour gérer la périodicité)</w:t>
       </w:r>
     </w:p>
     <w:p>
@@ -3756,13 +4148,59 @@
         </w:rPr>
         <w:tab/>
       </w:r>
-      <w:r>
-        <w:rPr>
-          <w:rFonts w:ascii="Times New Roman" w:eastAsia="Times New Roman" w:hAnsi="Times New Roman" w:cs="Times New Roman"/>
-          <w:b/>
-          <w:bCs/>
-        </w:rPr>
-        <w:t>SimpleImputer(strategy='median')</w:t>
+      <w:proofErr w:type="spellStart"/>
+      <w:r>
+        <w:rPr>
+          <w:rFonts w:ascii="Times New Roman" w:eastAsia="Times New Roman" w:hAnsi="Times New Roman" w:cs="Times New Roman"/>
+          <w:b/>
+          <w:bCs/>
+        </w:rPr>
+        <w:t>SimpleImputer</w:t>
+      </w:r>
+      <w:proofErr w:type="spellEnd"/>
+      <w:r>
+        <w:rPr>
+          <w:rFonts w:ascii="Times New Roman" w:eastAsia="Times New Roman" w:hAnsi="Times New Roman" w:cs="Times New Roman"/>
+          <w:b/>
+          <w:bCs/>
+        </w:rPr>
+        <w:t>(</w:t>
+      </w:r>
+      <w:proofErr w:type="spellStart"/>
+      <w:r>
+        <w:rPr>
+          <w:rFonts w:ascii="Times New Roman" w:eastAsia="Times New Roman" w:hAnsi="Times New Roman" w:cs="Times New Roman"/>
+          <w:b/>
+          <w:bCs/>
+        </w:rPr>
+        <w:t>strategy</w:t>
+      </w:r>
+      <w:proofErr w:type="spellEnd"/>
+      <w:r>
+        <w:rPr>
+          <w:rFonts w:ascii="Times New Roman" w:eastAsia="Times New Roman" w:hAnsi="Times New Roman" w:cs="Times New Roman"/>
+          <w:b/>
+          <w:bCs/>
+        </w:rPr>
+        <w:t>='</w:t>
+      </w:r>
+      <w:proofErr w:type="spellStart"/>
+      <w:r>
+        <w:rPr>
+          <w:rFonts w:ascii="Times New Roman" w:eastAsia="Times New Roman" w:hAnsi="Times New Roman" w:cs="Times New Roman"/>
+          <w:b/>
+          <w:bCs/>
+        </w:rPr>
+        <w:t>median</w:t>
+      </w:r>
+      <w:proofErr w:type="spellEnd"/>
+      <w:r>
+        <w:rPr>
+          <w:rFonts w:ascii="Times New Roman" w:eastAsia="Times New Roman" w:hAnsi="Times New Roman" w:cs="Times New Roman"/>
+          <w:b/>
+          <w:bCs/>
+        </w:rPr>
+        <w:t>')</w:t>
       </w:r>
       <w:r>
         <w:rPr>
@@ -3791,13 +4229,33 @@
         </w:rPr>
         <w:tab/>
       </w:r>
-      <w:r>
-        <w:rPr>
-          <w:rFonts w:ascii="Times New Roman" w:eastAsia="Times New Roman" w:hAnsi="Times New Roman" w:cs="Times New Roman"/>
-          <w:b/>
-          <w:bCs/>
-        </w:rPr>
-        <w:t>StandardScaler()</w:t>
+      <w:proofErr w:type="spellStart"/>
+      <w:proofErr w:type="gramStart"/>
+      <w:r>
+        <w:rPr>
+          <w:rFonts w:ascii="Times New Roman" w:eastAsia="Times New Roman" w:hAnsi="Times New Roman" w:cs="Times New Roman"/>
+          <w:b/>
+          <w:bCs/>
+        </w:rPr>
+        <w:t>StandardScaler</w:t>
+      </w:r>
+      <w:proofErr w:type="spellEnd"/>
+      <w:r>
+        <w:rPr>
+          <w:rFonts w:ascii="Times New Roman" w:eastAsia="Times New Roman" w:hAnsi="Times New Roman" w:cs="Times New Roman"/>
+          <w:b/>
+          <w:bCs/>
+        </w:rPr>
+        <w:t>(</w:t>
+      </w:r>
+      <w:proofErr w:type="gramEnd"/>
+      <w:r>
+        <w:rPr>
+          <w:rFonts w:ascii="Times New Roman" w:eastAsia="Times New Roman" w:hAnsi="Times New Roman" w:cs="Times New Roman"/>
+          <w:b/>
+          <w:bCs/>
+        </w:rPr>
+        <w:t>)</w:t>
       </w:r>
       <w:r>
         <w:rPr>
@@ -3826,13 +4284,61 @@
         </w:rPr>
         <w:tab/>
       </w:r>
-      <w:r>
-        <w:rPr>
-          <w:rFonts w:ascii="Times New Roman" w:eastAsia="Times New Roman" w:hAnsi="Times New Roman" w:cs="Times New Roman"/>
-          <w:b/>
-          <w:bCs/>
-        </w:rPr>
-        <w:t>RandomForestRegressor(n_estimators=100, max_depth=15)</w:t>
+      <w:proofErr w:type="spellStart"/>
+      <w:proofErr w:type="gramStart"/>
+      <w:r>
+        <w:rPr>
+          <w:rFonts w:ascii="Times New Roman" w:eastAsia="Times New Roman" w:hAnsi="Times New Roman" w:cs="Times New Roman"/>
+          <w:b/>
+          <w:bCs/>
+        </w:rPr>
+        <w:t>RandomForestRegressor</w:t>
+      </w:r>
+      <w:proofErr w:type="spellEnd"/>
+      <w:r>
+        <w:rPr>
+          <w:rFonts w:ascii="Times New Roman" w:eastAsia="Times New Roman" w:hAnsi="Times New Roman" w:cs="Times New Roman"/>
+          <w:b/>
+          <w:bCs/>
+        </w:rPr>
+        <w:t>(</w:t>
+      </w:r>
+      <w:proofErr w:type="spellStart"/>
+      <w:proofErr w:type="gramEnd"/>
+      <w:r>
+        <w:rPr>
+          <w:rFonts w:ascii="Times New Roman" w:eastAsia="Times New Roman" w:hAnsi="Times New Roman" w:cs="Times New Roman"/>
+          <w:b/>
+          <w:bCs/>
+        </w:rPr>
+        <w:t>n_estimators</w:t>
+      </w:r>
+      <w:proofErr w:type="spellEnd"/>
+      <w:r>
+        <w:rPr>
+          <w:rFonts w:ascii="Times New Roman" w:eastAsia="Times New Roman" w:hAnsi="Times New Roman" w:cs="Times New Roman"/>
+          <w:b/>
+          <w:bCs/>
+        </w:rPr>
+        <w:t xml:space="preserve">=100, </w:t>
+      </w:r>
+      <w:proofErr w:type="spellStart"/>
+      <w:r>
+        <w:rPr>
+          <w:rFonts w:ascii="Times New Roman" w:eastAsia="Times New Roman" w:hAnsi="Times New Roman" w:cs="Times New Roman"/>
+          <w:b/>
+          <w:bCs/>
+        </w:rPr>
+        <w:t>max_depth</w:t>
+      </w:r>
+      <w:proofErr w:type="spellEnd"/>
+      <w:r>
+        <w:rPr>
+          <w:rFonts w:ascii="Times New Roman" w:eastAsia="Times New Roman" w:hAnsi="Times New Roman" w:cs="Times New Roman"/>
+          <w:b/>
+          <w:bCs/>
+        </w:rPr>
+        <w:t>=15)</w:t>
       </w:r>
       <w:r>
         <w:rPr>
@@ -3892,7 +4398,21 @@
           <w:rFonts w:ascii="Times New Roman" w:eastAsia="Times New Roman" w:hAnsi="Times New Roman" w:cs="Times New Roman"/>
         </w:rPr>
         <w:tab/>
-        <w:t>Train / Test : 80% / 20% (random_state=42)</w:t>
+        <w:t>Train / Test : 80% / 20% (</w:t>
+      </w:r>
+      <w:proofErr w:type="spellStart"/>
+      <w:r>
+        <w:rPr>
+          <w:rFonts w:ascii="Times New Roman" w:eastAsia="Times New Roman" w:hAnsi="Times New Roman" w:cs="Times New Roman"/>
+        </w:rPr>
+        <w:t>random_state</w:t>
+      </w:r>
+      <w:proofErr w:type="spellEnd"/>
+      <w:r>
+        <w:rPr>
+          <w:rFonts w:ascii="Times New Roman" w:eastAsia="Times New Roman" w:hAnsi="Times New Roman" w:cs="Times New Roman"/>
+        </w:rPr>
+        <w:t>=42)</w:t>
       </w:r>
     </w:p>
     <w:p>
@@ -3914,8 +4434,30 @@
           <w:rFonts w:ascii="Times New Roman" w:eastAsia="Times New Roman" w:hAnsi="Times New Roman" w:cs="Times New Roman"/>
         </w:rPr>
         <w:tab/>
-        <w:t>Validation croisée : KFold avec 5 folds</w:t>
-      </w:r>
+        <w:t xml:space="preserve">Validation croisée : </w:t>
+      </w:r>
+      <w:proofErr w:type="spellStart"/>
+      <w:r>
+        <w:rPr>
+          <w:rFonts w:ascii="Times New Roman" w:eastAsia="Times New Roman" w:hAnsi="Times New Roman" w:cs="Times New Roman"/>
+        </w:rPr>
+        <w:t>KFold</w:t>
+      </w:r>
+      <w:proofErr w:type="spellEnd"/>
+      <w:r>
+        <w:rPr>
+          <w:rFonts w:ascii="Times New Roman" w:eastAsia="Times New Roman" w:hAnsi="Times New Roman" w:cs="Times New Roman"/>
+        </w:rPr>
+        <w:t xml:space="preserve"> avec 5 </w:t>
+      </w:r>
+      <w:proofErr w:type="spellStart"/>
+      <w:r>
+        <w:rPr>
+          <w:rFonts w:ascii="Times New Roman" w:eastAsia="Times New Roman" w:hAnsi="Times New Roman" w:cs="Times New Roman"/>
+        </w:rPr>
+        <w:t>folds</w:t>
+      </w:r>
+      <w:proofErr w:type="spellEnd"/>
     </w:p>
     <w:p>
       <w:pPr>
@@ -3957,7 +4499,44 @@
           <w:sz w:val="24"/>
           <w:szCs w:val="24"/>
         </w:rPr>
-        <w:t>2.2 Modèle 2 : Classification (lst_model-corr.ipynb)</w:t>
+        <w:t>2.2 Modèle 2 : Classification (</w:t>
+      </w:r>
+      <w:proofErr w:type="spellStart"/>
+      <w:r>
+        <w:rPr>
+          <w:rFonts w:ascii="Times New Roman" w:eastAsia="Times New Roman" w:hAnsi="Times New Roman" w:cs="Times New Roman"/>
+          <w:b/>
+          <w:bCs/>
+          <w:color w:val="000000"/>
+          <w:sz w:val="24"/>
+          <w:szCs w:val="24"/>
+        </w:rPr>
+        <w:t>lst_model-</w:t>
+      </w:r>
+      <w:proofErr w:type="gramStart"/>
+      <w:r>
+        <w:rPr>
+          <w:rFonts w:ascii="Times New Roman" w:eastAsia="Times New Roman" w:hAnsi="Times New Roman" w:cs="Times New Roman"/>
+          <w:b/>
+          <w:bCs/>
+          <w:color w:val="000000"/>
+          <w:sz w:val="24"/>
+          <w:szCs w:val="24"/>
+        </w:rPr>
+        <w:t>corr.ipynb</w:t>
+      </w:r>
+      <w:proofErr w:type="spellEnd"/>
+      <w:proofErr w:type="gramEnd"/>
+      <w:r>
+        <w:rPr>
+          <w:rFonts w:ascii="Times New Roman" w:eastAsia="Times New Roman" w:hAnsi="Times New Roman" w:cs="Times New Roman"/>
+          <w:b/>
+          <w:bCs/>
+          <w:color w:val="000000"/>
+          <w:sz w:val="24"/>
+          <w:szCs w:val="24"/>
+        </w:rPr>
+        <w:t>)</w:t>
       </w:r>
     </w:p>
     <w:p>
@@ -4011,11 +4590,19 @@
         </w:rPr>
         <w:t xml:space="preserve">Cible : </w:t>
       </w:r>
-      <w:r>
-        <w:rPr>
-          <w:rFonts w:ascii="Times New Roman" w:eastAsia="Times New Roman" w:hAnsi="Times New Roman" w:cs="Times New Roman"/>
-        </w:rPr>
-        <w:t>Region_Type (12 catégories)</w:t>
+      <w:proofErr w:type="spellStart"/>
+      <w:r>
+        <w:rPr>
+          <w:rFonts w:ascii="Times New Roman" w:eastAsia="Times New Roman" w:hAnsi="Times New Roman" w:cs="Times New Roman"/>
+        </w:rPr>
+        <w:t>Region_Type</w:t>
+      </w:r>
+      <w:proofErr w:type="spellEnd"/>
+      <w:r>
+        <w:rPr>
+          <w:rFonts w:ascii="Times New Roman" w:eastAsia="Times New Roman" w:hAnsi="Times New Roman" w:cs="Times New Roman"/>
+        </w:rPr>
+        <w:t xml:space="preserve"> (12 catégories)</w:t>
       </w:r>
     </w:p>
     <w:p>
@@ -4047,12 +4634,14 @@
         </w:rPr>
         <w:t xml:space="preserve">Algorithme : </w:t>
       </w:r>
+      <w:proofErr w:type="spellStart"/>
       <w:r>
         <w:rPr>
           <w:rFonts w:ascii="Times New Roman" w:eastAsia="Times New Roman" w:hAnsi="Times New Roman" w:cs="Times New Roman"/>
         </w:rPr>
         <w:t>RandomForestClassifier</w:t>
       </w:r>
+      <w:proofErr w:type="spellEnd"/>
     </w:p>
     <w:p>
       <w:pPr>
@@ -4084,11 +4673,33 @@
         <w:lastRenderedPageBreak/>
         <w:t xml:space="preserve">Validation : </w:t>
       </w:r>
-      <w:r>
-        <w:rPr>
-          <w:rFonts w:ascii="Times New Roman" w:eastAsia="Times New Roman" w:hAnsi="Times New Roman" w:cs="Times New Roman"/>
-        </w:rPr>
-        <w:t>StratifiedKFold (5 folds) pour préserver le ratio des classes</w:t>
+      <w:proofErr w:type="spellStart"/>
+      <w:r>
+        <w:rPr>
+          <w:rFonts w:ascii="Times New Roman" w:eastAsia="Times New Roman" w:hAnsi="Times New Roman" w:cs="Times New Roman"/>
+        </w:rPr>
+        <w:t>StratifiedKFold</w:t>
+      </w:r>
+      <w:proofErr w:type="spellEnd"/>
+      <w:r>
+        <w:rPr>
+          <w:rFonts w:ascii="Times New Roman" w:eastAsia="Times New Roman" w:hAnsi="Times New Roman" w:cs="Times New Roman"/>
+        </w:rPr>
+        <w:t xml:space="preserve"> (5 </w:t>
+      </w:r>
+      <w:proofErr w:type="spellStart"/>
+      <w:r>
+        <w:rPr>
+          <w:rFonts w:ascii="Times New Roman" w:eastAsia="Times New Roman" w:hAnsi="Times New Roman" w:cs="Times New Roman"/>
+        </w:rPr>
+        <w:t>folds</w:t>
+      </w:r>
+      <w:proofErr w:type="spellEnd"/>
+      <w:r>
+        <w:rPr>
+          <w:rFonts w:ascii="Times New Roman" w:eastAsia="Times New Roman" w:hAnsi="Times New Roman" w:cs="Times New Roman"/>
+        </w:rPr>
+        <w:t>) pour préserver le ratio des classes</w:t>
       </w:r>
     </w:p>
     <w:p>
@@ -4142,8 +4753,15 @@
           <w:rFonts w:ascii="Times New Roman" w:eastAsia="Times New Roman" w:hAnsi="Times New Roman" w:cs="Times New Roman"/>
         </w:rPr>
         <w:tab/>
+      </w:r>
+      <w:proofErr w:type="spellStart"/>
+      <w:r>
+        <w:rPr>
+          <w:rFonts w:ascii="Times New Roman" w:eastAsia="Times New Roman" w:hAnsi="Times New Roman" w:cs="Times New Roman"/>
+        </w:rPr>
         <w:t>Accuracy</w:t>
       </w:r>
+      <w:proofErr w:type="spellEnd"/>
     </w:p>
     <w:p>
       <w:pPr>
@@ -4223,7 +4841,15 @@
       <w:bookmarkStart w:id="8" w:name="_heading=h.3r62nq5dodzg" w:colFirst="0" w:colLast="0"/>
       <w:bookmarkEnd w:id="8"/>
       <w:r>
-        <w:t>Afin d’exploiter les modèles d’intelligences artificielles prédictives qui ont été développées, nous avons développé une application web avec Streamlit pour leur exploitation.</w:t>
+        <w:t xml:space="preserve">Afin d’exploiter les modèles d’intelligences artificielles prédictives qui ont été développées, nous avons développé une application web avec </w:t>
+      </w:r>
+      <w:proofErr w:type="spellStart"/>
+      <w:r>
+        <w:t>Streamlit</w:t>
+      </w:r>
+      <w:proofErr w:type="spellEnd"/>
+      <w:r>
+        <w:t xml:space="preserve"> pour leur exploitation.</w:t>
       </w:r>
     </w:p>
     <w:p>
@@ -5287,7 +5913,49 @@
         <w:rPr>
           <w:rFonts w:ascii="Times New Roman" w:eastAsia="Times New Roman" w:hAnsi="Times New Roman" w:cs="Times New Roman"/>
         </w:rPr>
-        <w:t>Le modèle RandomForestClassifier a été entraîné pour classer les 12 types de régions climatiques avec validation par StratifiedKFold (5 folds). Les métriques évaluées incluent :</w:t>
+        <w:t xml:space="preserve">Le modèle </w:t>
+      </w:r>
+      <w:proofErr w:type="spellStart"/>
+      <w:r>
+        <w:rPr>
+          <w:rFonts w:ascii="Times New Roman" w:eastAsia="Times New Roman" w:hAnsi="Times New Roman" w:cs="Times New Roman"/>
+        </w:rPr>
+        <w:t>RandomForestClassifier</w:t>
+      </w:r>
+      <w:proofErr w:type="spellEnd"/>
+      <w:r>
+        <w:rPr>
+          <w:rFonts w:ascii="Times New Roman" w:eastAsia="Times New Roman" w:hAnsi="Times New Roman" w:cs="Times New Roman"/>
+        </w:rPr>
+        <w:t xml:space="preserve"> a été entraîné pour classer les 12 types de régions climatiques avec validation par </w:t>
+      </w:r>
+      <w:proofErr w:type="spellStart"/>
+      <w:r>
+        <w:rPr>
+          <w:rFonts w:ascii="Times New Roman" w:eastAsia="Times New Roman" w:hAnsi="Times New Roman" w:cs="Times New Roman"/>
+        </w:rPr>
+        <w:t>StratifiedKFold</w:t>
+      </w:r>
+      <w:proofErr w:type="spellEnd"/>
+      <w:r>
+        <w:rPr>
+          <w:rFonts w:ascii="Times New Roman" w:eastAsia="Times New Roman" w:hAnsi="Times New Roman" w:cs="Times New Roman"/>
+        </w:rPr>
+        <w:t xml:space="preserve"> (5 </w:t>
+      </w:r>
+      <w:proofErr w:type="spellStart"/>
+      <w:r>
+        <w:rPr>
+          <w:rFonts w:ascii="Times New Roman" w:eastAsia="Times New Roman" w:hAnsi="Times New Roman" w:cs="Times New Roman"/>
+        </w:rPr>
+        <w:t>folds</w:t>
+      </w:r>
+      <w:proofErr w:type="spellEnd"/>
+      <w:r>
+        <w:rPr>
+          <w:rFonts w:ascii="Times New Roman" w:eastAsia="Times New Roman" w:hAnsi="Times New Roman" w:cs="Times New Roman"/>
+        </w:rPr>
+        <w:t>). Les métriques évaluées incluent :</w:t>
       </w:r>
     </w:p>
     <w:p>
@@ -5323,7 +5991,20 @@
           <w:rFonts w:ascii="Times New Roman" w:eastAsia="Times New Roman" w:hAnsi="Times New Roman" w:cs="Times New Roman"/>
         </w:rPr>
         <w:tab/>
-        <w:t>Accuracy : Pourcentage de prédictions correctes</w:t>
+      </w:r>
+      <w:proofErr w:type="spellStart"/>
+      <w:r>
+        <w:rPr>
+          <w:rFonts w:ascii="Times New Roman" w:eastAsia="Times New Roman" w:hAnsi="Times New Roman" w:cs="Times New Roman"/>
+        </w:rPr>
+        <w:t>Accuracy</w:t>
+      </w:r>
+      <w:proofErr w:type="spellEnd"/>
+      <w:r>
+        <w:rPr>
+          <w:rFonts w:ascii="Times New Roman" w:eastAsia="Times New Roman" w:hAnsi="Times New Roman" w:cs="Times New Roman"/>
+        </w:rPr>
+        <w:t xml:space="preserve"> : Pourcentage de prédictions correctes</w:t>
       </w:r>
     </w:p>
     <w:p>
@@ -5482,7 +6163,23 @@
           <w:rFonts w:ascii="Times New Roman" w:eastAsia="Times New Roman" w:hAnsi="Times New Roman" w:cs="Times New Roman"/>
           <w:color w:val="000000"/>
         </w:rPr>
-        <w:t xml:space="preserve">Site officiel des données MODIS / Land Processes DAAC : </w:t>
+        <w:t xml:space="preserve">Site officiel des données MODIS / Land </w:t>
+      </w:r>
+      <w:proofErr w:type="spellStart"/>
+      <w:r>
+        <w:rPr>
+          <w:rFonts w:ascii="Times New Roman" w:eastAsia="Times New Roman" w:hAnsi="Times New Roman" w:cs="Times New Roman"/>
+          <w:color w:val="000000"/>
+        </w:rPr>
+        <w:t>Processes</w:t>
+      </w:r>
+      <w:proofErr w:type="spellEnd"/>
+      <w:r>
+        <w:rPr>
+          <w:rFonts w:ascii="Times New Roman" w:eastAsia="Times New Roman" w:hAnsi="Times New Roman" w:cs="Times New Roman"/>
+          <w:color w:val="000000"/>
+        </w:rPr>
+        <w:t xml:space="preserve"> DAAC : </w:t>
       </w:r>
       <w:hyperlink r:id="rId9">
         <w:r>
@@ -5578,7 +6275,23 @@
           <w:rFonts w:ascii="Times New Roman" w:eastAsia="Times New Roman" w:hAnsi="Times New Roman" w:cs="Times New Roman"/>
           <w:color w:val="000000"/>
         </w:rPr>
-        <w:t xml:space="preserve">Les Fournisseurs Officiels des Données du Dataset </w:t>
+        <w:t xml:space="preserve">Les Fournisseurs Officiels des Données du </w:t>
+      </w:r>
+      <w:proofErr w:type="spellStart"/>
+      <w:r>
+        <w:rPr>
+          <w:rFonts w:ascii="Times New Roman" w:eastAsia="Times New Roman" w:hAnsi="Times New Roman" w:cs="Times New Roman"/>
+          <w:color w:val="000000"/>
+        </w:rPr>
+        <w:t>Dataset</w:t>
+      </w:r>
+      <w:proofErr w:type="spellEnd"/>
+      <w:r>
+        <w:rPr>
+          <w:rFonts w:ascii="Times New Roman" w:eastAsia="Times New Roman" w:hAnsi="Times New Roman" w:cs="Times New Roman"/>
+          <w:color w:val="000000"/>
+        </w:rPr>
+        <w:t xml:space="preserve"> </w:t>
       </w:r>
     </w:p>
     <w:p>
@@ -5636,7 +6349,23 @@
           <w:rFonts w:ascii="Times New Roman" w:eastAsia="Times New Roman" w:hAnsi="Times New Roman" w:cs="Times New Roman"/>
           <w:color w:val="000000"/>
         </w:rPr>
-        <w:t xml:space="preserve">Site officiel des données MODIS / Land Processes DAAC : </w:t>
+        <w:t xml:space="preserve">Site officiel des données MODIS / Land </w:t>
+      </w:r>
+      <w:proofErr w:type="spellStart"/>
+      <w:r>
+        <w:rPr>
+          <w:rFonts w:ascii="Times New Roman" w:eastAsia="Times New Roman" w:hAnsi="Times New Roman" w:cs="Times New Roman"/>
+          <w:color w:val="000000"/>
+        </w:rPr>
+        <w:t>Processes</w:t>
+      </w:r>
+      <w:proofErr w:type="spellEnd"/>
+      <w:r>
+        <w:rPr>
+          <w:rFonts w:ascii="Times New Roman" w:eastAsia="Times New Roman" w:hAnsi="Times New Roman" w:cs="Times New Roman"/>
+          <w:color w:val="000000"/>
+        </w:rPr>
+        <w:t xml:space="preserve"> DAAC : </w:t>
       </w:r>
       <w:hyperlink r:id="rId12">
         <w:r>
@@ -5704,7 +6433,23 @@
           <w:rFonts w:ascii="Times New Roman" w:eastAsia="Times New Roman" w:hAnsi="Times New Roman" w:cs="Times New Roman"/>
           <w:color w:val="000000"/>
         </w:rPr>
-        <w:t xml:space="preserve">Site de l'équipe scientifique Albédo (Boston University / NASA) : </w:t>
+        <w:t xml:space="preserve">Site de l'équipe scientifique Albédo (Boston </w:t>
+      </w:r>
+      <w:proofErr w:type="spellStart"/>
+      <w:r>
+        <w:rPr>
+          <w:rFonts w:ascii="Times New Roman" w:eastAsia="Times New Roman" w:hAnsi="Times New Roman" w:cs="Times New Roman"/>
+          <w:color w:val="000000"/>
+        </w:rPr>
+        <w:t>University</w:t>
+      </w:r>
+      <w:proofErr w:type="spellEnd"/>
+      <w:r>
+        <w:rPr>
+          <w:rFonts w:ascii="Times New Roman" w:eastAsia="Times New Roman" w:hAnsi="Times New Roman" w:cs="Times New Roman"/>
+          <w:color w:val="000000"/>
+        </w:rPr>
+        <w:t xml:space="preserve"> / NASA) : </w:t>
       </w:r>
       <w:hyperlink r:id="rId14">
         <w:r>
@@ -5738,7 +6483,23 @@
           <w:rFonts w:ascii="Times New Roman" w:eastAsia="Times New Roman" w:hAnsi="Times New Roman" w:cs="Times New Roman"/>
           <w:color w:val="000000"/>
         </w:rPr>
-        <w:t xml:space="preserve">Portail des données climatiques Copernicus (CDS) : </w:t>
+        <w:t xml:space="preserve">Portail des données climatiques </w:t>
+      </w:r>
+      <w:proofErr w:type="spellStart"/>
+      <w:r>
+        <w:rPr>
+          <w:rFonts w:ascii="Times New Roman" w:eastAsia="Times New Roman" w:hAnsi="Times New Roman" w:cs="Times New Roman"/>
+          <w:color w:val="000000"/>
+        </w:rPr>
+        <w:t>Copernicus</w:t>
+      </w:r>
+      <w:proofErr w:type="spellEnd"/>
+      <w:r>
+        <w:rPr>
+          <w:rFonts w:ascii="Times New Roman" w:eastAsia="Times New Roman" w:hAnsi="Times New Roman" w:cs="Times New Roman"/>
+          <w:color w:val="000000"/>
+        </w:rPr>
+        <w:t xml:space="preserve"> (CDS) : </w:t>
       </w:r>
       <w:hyperlink r:id="rId15">
         <w:r>
@@ -7175,6 +7936,7 @@
   <w:style w:type="character" w:default="1" w:styleId="Policepardfaut">
     <w:name w:val="Default Paragraph Font"/>
     <w:uiPriority w:val="1"/>
+    <w:semiHidden/>
     <w:unhideWhenUsed/>
   </w:style>
   <w:style w:type="table" w:default="1" w:styleId="TableauNormal">

--- a/RAPPORT PROJET ING.docx
+++ b/RAPPORT PROJET ING.docx
@@ -872,6 +872,7 @@
         <w:t>INTRODUCTION</w:t>
       </w:r>
     </w:p>
+    <w:p/>
     <w:p>
       <w:pPr>
         <w:jc w:val="both"/>
@@ -901,17 +902,15 @@
           <w:rFonts w:asciiTheme="majorHAnsi" w:eastAsia="Times New Roman" w:hAnsiTheme="majorHAnsi" w:cstheme="majorHAnsi"/>
           <w:lang w:val="fr-FR"/>
         </w:rPr>
-        <w:t>) offrent désormais une opportunité unique pour étudier ces phénomènes thermiques avec une précision inédite. Ces données massives, associées aux techniques avancées d'intelligence artificielle et d'apprentissage automatique, constituent un nouveau paradigme pour la compréhension des variations climatiques locales et permettent d'élaborer des modèles d'apprentissage supervisé adaptés à la prédiction thermique.</w:t>
-      </w:r>
-    </w:p>
-    <w:p>
-      <w:pPr>
-        <w:jc w:val="both"/>
+        <w:t>) offrent désormais une opportunité unique pour étudier ces phénomènes thermiques avec une précision inédite</w:t>
+      </w:r>
+      <w:r>
         <w:rPr>
           <w:rFonts w:asciiTheme="majorHAnsi" w:eastAsia="Times New Roman" w:hAnsiTheme="majorHAnsi" w:cstheme="majorHAnsi"/>
           <w:lang w:val="fr-FR"/>
         </w:rPr>
-      </w:pPr>
+        <w:t xml:space="preserve">. </w:t>
+      </w:r>
       <w:r>
         <w:rPr>
           <w:rFonts w:asciiTheme="majorHAnsi" w:eastAsia="Times New Roman" w:hAnsiTheme="majorHAnsi" w:cstheme="majorHAnsi"/>
@@ -919,21 +918,19 @@
         </w:rPr>
         <w:t>Face à ces enjeux climatiques, la capacité à prévoir et à comprendre les variations thermiques à l'échelle locale devient un outil stratégique pour les décideurs et les acteurs de l'aménagement territorial. Cependant, l'exploitation efficace de ces masses de données requiert l'application de méthodologies sophistiquées et l'intégration de multiples sources d'information hétérogènes. La question centrale demeure : comment transformer des données brutes en modèles prédictifs fiables et exploitables capables non seulement d'anticiper les variations thermiques, mais aussi de segmenter les territoires présentant des caractéristiques similaires ?</w:t>
       </w:r>
-    </w:p>
-    <w:p>
-      <w:pPr>
-        <w:jc w:val="both"/>
+      <w:r>
         <w:rPr>
           <w:rFonts w:asciiTheme="majorHAnsi" w:eastAsia="Times New Roman" w:hAnsiTheme="majorHAnsi" w:cstheme="majorHAnsi"/>
           <w:lang w:val="fr-FR"/>
         </w:rPr>
-      </w:pPr>
+        <w:t xml:space="preserve"> </w:t>
+      </w:r>
       <w:r>
         <w:rPr>
           <w:rFonts w:asciiTheme="majorHAnsi" w:eastAsia="Times New Roman" w:hAnsiTheme="majorHAnsi" w:cstheme="majorHAnsi"/>
           <w:lang w:val="fr-FR"/>
         </w:rPr>
-        <w:t>C'est dans ce contexte que s'inscrit le Projet 10 : la conception d'un modèle prédictif de la température de surface terrestre en exploitant les données satellitaires en libre accès. Au-delà de la simple prédiction numérique, ce projet aspire à générer des insights exploitables et des recommandations concrètes pour lutter contre le réchauffement localisé, tout en favorisant une coopération scientifique basée sur l'identification de territoires aux caractéristiques thermiques similaires. Le présent rapport détaille la méthodologie mise en œuvre, les résultats obtenus et les analyses interprétatives découlant de cette démarche, dans l'objectif de transformer des données brutes en connaissance stratégique du climat et d'en dégager des pistes d'interprétation et recommandations exploitables.</w:t>
+        <w:t xml:space="preserve">C'est dans ce contexte que s'inscrit le Projet 10 : la conception d'un modèle prédictif de la température de surface terrestre en exploitant les données satellitaires en libre accès. Au-delà de la simple prédiction numérique, ce projet aspire à générer des insights exploitables et des recommandations concrètes pour lutter contre le réchauffement localisé, tout en favorisant une coopération scientifique basée sur l'identification de territoires aux caractéristiques thermiques similaires. </w:t>
       </w:r>
     </w:p>
     <w:p>
